--- a/6기_모더레이터_운영가이드_지흔.docx
+++ b/6기_모더레이터_운영가이드_지흔.docx
@@ -384,7 +384,7 @@
                 <w:sz w:val="21"/>
                 <w:szCs w:val="21"/>
               </w:rPr>
-              <w:t xml:space="preserve">데일리 리마인드</w:t>
+              <w:t xml:space="preserve">아침 학습 피드백</w:t>
             </w:r>
           </w:p>
         </w:tc>
@@ -416,7 +416,7 @@
                 <w:sz w:val="21"/>
                 <w:szCs w:val="21"/>
               </w:rPr>
-              <w:t xml:space="preserve">월~금 저녁 (21:00 / 23:00)</w:t>
+              <w:t xml:space="preserve">매일 아침</w:t>
             </w:r>
           </w:p>
         </w:tc>
@@ -448,7 +448,7 @@
                 <w:sz w:val="21"/>
                 <w:szCs w:val="21"/>
               </w:rPr>
-              <w:t xml:space="preserve">하루 약 30분</w:t>
+              <w:t xml:space="preserve">10~15분</w:t>
             </w:r>
           </w:p>
         </w:tc>
@@ -482,7 +482,7 @@
                 <w:sz w:val="21"/>
                 <w:szCs w:val="21"/>
               </w:rPr>
-              <w:t xml:space="preserve">주간 오픈 멘트</w:t>
+              <w:t xml:space="preserve">데일리 리마인드</w:t>
             </w:r>
           </w:p>
         </w:tc>
@@ -514,7 +514,7 @@
                 <w:sz w:val="21"/>
                 <w:szCs w:val="21"/>
               </w:rPr>
-              <w:t xml:space="preserve">매주 월요일 아침</w:t>
+              <w:t xml:space="preserve">월~금 저녁 (23:00)</w:t>
             </w:r>
           </w:p>
         </w:tc>
@@ -546,7 +546,7 @@
                 <w:sz w:val="21"/>
                 <w:szCs w:val="21"/>
               </w:rPr>
-              <w:t xml:space="preserve">5분</w:t>
+              <w:t xml:space="preserve">하루 약 20분</w:t>
             </w:r>
           </w:p>
         </w:tc>
@@ -580,7 +580,7 @@
                 <w:sz w:val="21"/>
                 <w:szCs w:val="21"/>
               </w:rPr>
-              <w:t xml:space="preserve">주간 클로징 멘트</w:t>
+              <w:t xml:space="preserve">시차 리마인드</w:t>
             </w:r>
           </w:p>
         </w:tc>
@@ -612,7 +612,7 @@
                 <w:sz w:val="21"/>
                 <w:szCs w:val="21"/>
               </w:rPr>
-              <w:t xml:space="preserve">매주 금요일 저녁</w:t>
+              <w:t xml:space="preserve">해외·시차 멤버 (현지 저녁)</w:t>
             </w:r>
           </w:p>
         </w:tc>
@@ -644,7 +644,7 @@
                 <w:sz w:val="21"/>
                 <w:szCs w:val="21"/>
               </w:rPr>
-              <w:t xml:space="preserve">5분</w:t>
+              <w:t xml:space="preserve">대상자 수시</w:t>
             </w:r>
           </w:p>
         </w:tc>
@@ -678,7 +678,7 @@
                 <w:sz w:val="21"/>
                 <w:szCs w:val="21"/>
               </w:rPr>
-              <w:t xml:space="preserve">클로징</w:t>
+              <w:t xml:space="preserve">주간 오픈 멘트</w:t>
             </w:r>
           </w:p>
         </w:tc>
@@ -710,7 +710,7 @@
                 <w:sz w:val="21"/>
                 <w:szCs w:val="21"/>
               </w:rPr>
-              <w:t xml:space="preserve">마지막 토요일 (7/4)</w:t>
+              <w:t xml:space="preserve">매주 월요일 아침</w:t>
             </w:r>
           </w:p>
         </w:tc>
@@ -742,6 +742,202 @@
                 <w:sz w:val="21"/>
                 <w:szCs w:val="21"/>
               </w:rPr>
+              <w:t xml:space="preserve">5분</w:t>
+            </w:r>
+          </w:p>
+        </w:tc>
+      </w:tr>
+      <w:tr>
+        <w:tc>
+          <w:tcPr>
+            <w:tcW w:type="dxa" w:w="3000"/>
+            <w:tcBorders>
+              <w:top w:val="single" w:color="E5DED5" w:sz="2"/>
+              <w:left w:val="single" w:color="E5DED5" w:sz="2"/>
+              <w:bottom w:val="single" w:color="E5DED5" w:sz="2"/>
+              <w:right w:val="single" w:color="E5DED5" w:sz="2"/>
+            </w:tcBorders>
+            <w:tcMar>
+              <w:top w:type="dxa" w:w="70"/>
+              <w:left w:type="dxa" w:w="120"/>
+              <w:bottom w:type="dxa" w:w="70"/>
+              <w:right w:type="dxa" w:w="120"/>
+            </w:tcMar>
+          </w:tcPr>
+          <w:p>
+            <w:r>
+              <w:rPr>
+                <w:rFonts w:ascii="맑은 고딕" w:cs="맑은 고딕" w:eastAsia="맑은 고딕" w:hAnsi="맑은 고딕"/>
+                <w:b w:val="false"/>
+                <w:bCs w:val="false"/>
+                <w:i w:val="false"/>
+                <w:iCs w:val="false"/>
+                <w:color w:val="2A1F14"/>
+                <w:sz w:val="21"/>
+                <w:szCs w:val="21"/>
+              </w:rPr>
+              <w:t xml:space="preserve">주간 클로징 멘트</w:t>
+            </w:r>
+          </w:p>
+        </w:tc>
+        <w:tc>
+          <w:tcPr>
+            <w:tcW w:type="dxa" w:w="4000"/>
+            <w:tcBorders>
+              <w:top w:val="single" w:color="E5DED5" w:sz="2"/>
+              <w:left w:val="single" w:color="E5DED5" w:sz="2"/>
+              <w:bottom w:val="single" w:color="E5DED5" w:sz="2"/>
+              <w:right w:val="single" w:color="E5DED5" w:sz="2"/>
+            </w:tcBorders>
+            <w:tcMar>
+              <w:top w:type="dxa" w:w="70"/>
+              <w:left w:type="dxa" w:w="120"/>
+              <w:bottom w:type="dxa" w:w="70"/>
+              <w:right w:type="dxa" w:w="120"/>
+            </w:tcMar>
+          </w:tcPr>
+          <w:p>
+            <w:r>
+              <w:rPr>
+                <w:rFonts w:ascii="맑은 고딕" w:cs="맑은 고딕" w:eastAsia="맑은 고딕" w:hAnsi="맑은 고딕"/>
+                <w:b w:val="false"/>
+                <w:bCs w:val="false"/>
+                <w:i w:val="false"/>
+                <w:iCs w:val="false"/>
+                <w:color w:val="2A1F14"/>
+                <w:sz w:val="21"/>
+                <w:szCs w:val="21"/>
+              </w:rPr>
+              <w:t xml:space="preserve">매주 금요일 저녁</w:t>
+            </w:r>
+          </w:p>
+        </w:tc>
+        <w:tc>
+          <w:tcPr>
+            <w:tcW w:type="dxa" w:w="2000"/>
+            <w:tcBorders>
+              <w:top w:val="single" w:color="E5DED5" w:sz="2"/>
+              <w:left w:val="single" w:color="E5DED5" w:sz="2"/>
+              <w:bottom w:val="single" w:color="E5DED5" w:sz="2"/>
+              <w:right w:val="single" w:color="E5DED5" w:sz="2"/>
+            </w:tcBorders>
+            <w:tcMar>
+              <w:top w:type="dxa" w:w="70"/>
+              <w:left w:type="dxa" w:w="120"/>
+              <w:bottom w:type="dxa" w:w="70"/>
+              <w:right w:type="dxa" w:w="120"/>
+            </w:tcMar>
+          </w:tcPr>
+          <w:p>
+            <w:r>
+              <w:rPr>
+                <w:rFonts w:ascii="맑은 고딕" w:cs="맑은 고딕" w:eastAsia="맑은 고딕" w:hAnsi="맑은 고딕"/>
+                <w:b w:val="false"/>
+                <w:bCs w:val="false"/>
+                <w:i w:val="false"/>
+                <w:iCs w:val="false"/>
+                <w:color w:val="2A1F14"/>
+                <w:sz w:val="21"/>
+                <w:szCs w:val="21"/>
+              </w:rPr>
+              <w:t xml:space="preserve">5분</w:t>
+            </w:r>
+          </w:p>
+        </w:tc>
+      </w:tr>
+      <w:tr>
+        <w:tc>
+          <w:tcPr>
+            <w:tcW w:type="dxa" w:w="3000"/>
+            <w:tcBorders>
+              <w:top w:val="single" w:color="E5DED5" w:sz="2"/>
+              <w:left w:val="single" w:color="E5DED5" w:sz="2"/>
+              <w:bottom w:val="single" w:color="E5DED5" w:sz="2"/>
+              <w:right w:val="single" w:color="E5DED5" w:sz="2"/>
+            </w:tcBorders>
+            <w:tcMar>
+              <w:top w:type="dxa" w:w="70"/>
+              <w:left w:type="dxa" w:w="120"/>
+              <w:bottom w:type="dxa" w:w="70"/>
+              <w:right w:type="dxa" w:w="120"/>
+            </w:tcMar>
+          </w:tcPr>
+          <w:p>
+            <w:r>
+              <w:rPr>
+                <w:rFonts w:ascii="맑은 고딕" w:cs="맑은 고딕" w:eastAsia="맑은 고딕" w:hAnsi="맑은 고딕"/>
+                <w:b w:val="false"/>
+                <w:bCs w:val="false"/>
+                <w:i w:val="false"/>
+                <w:iCs w:val="false"/>
+                <w:color w:val="2A1F14"/>
+                <w:sz w:val="21"/>
+                <w:szCs w:val="21"/>
+              </w:rPr>
+              <w:t xml:space="preserve">클로징</w:t>
+            </w:r>
+          </w:p>
+        </w:tc>
+        <w:tc>
+          <w:tcPr>
+            <w:tcW w:type="dxa" w:w="4000"/>
+            <w:tcBorders>
+              <w:top w:val="single" w:color="E5DED5" w:sz="2"/>
+              <w:left w:val="single" w:color="E5DED5" w:sz="2"/>
+              <w:bottom w:val="single" w:color="E5DED5" w:sz="2"/>
+              <w:right w:val="single" w:color="E5DED5" w:sz="2"/>
+            </w:tcBorders>
+            <w:tcMar>
+              <w:top w:type="dxa" w:w="70"/>
+              <w:left w:type="dxa" w:w="120"/>
+              <w:bottom w:type="dxa" w:w="70"/>
+              <w:right w:type="dxa" w:w="120"/>
+            </w:tcMar>
+          </w:tcPr>
+          <w:p>
+            <w:r>
+              <w:rPr>
+                <w:rFonts w:ascii="맑은 고딕" w:cs="맑은 고딕" w:eastAsia="맑은 고딕" w:hAnsi="맑은 고딕"/>
+                <w:b w:val="false"/>
+                <w:bCs w:val="false"/>
+                <w:i w:val="false"/>
+                <w:iCs w:val="false"/>
+                <w:color w:val="2A1F14"/>
+                <w:sz w:val="21"/>
+                <w:szCs w:val="21"/>
+              </w:rPr>
+              <w:t xml:space="preserve">마지막 토요일 (7/4)</w:t>
+            </w:r>
+          </w:p>
+        </w:tc>
+        <w:tc>
+          <w:tcPr>
+            <w:tcW w:type="dxa" w:w="2000"/>
+            <w:tcBorders>
+              <w:top w:val="single" w:color="E5DED5" w:sz="2"/>
+              <w:left w:val="single" w:color="E5DED5" w:sz="2"/>
+              <w:bottom w:val="single" w:color="E5DED5" w:sz="2"/>
+              <w:right w:val="single" w:color="E5DED5" w:sz="2"/>
+            </w:tcBorders>
+            <w:tcMar>
+              <w:top w:type="dxa" w:w="70"/>
+              <w:left w:type="dxa" w:w="120"/>
+              <w:bottom w:type="dxa" w:w="70"/>
+              <w:right w:type="dxa" w:w="120"/>
+            </w:tcMar>
+          </w:tcPr>
+          <w:p>
+            <w:r>
+              <w:rPr>
+                <w:rFonts w:ascii="맑은 고딕" w:cs="맑은 고딕" w:eastAsia="맑은 고딕" w:hAnsi="맑은 고딕"/>
+                <w:b w:val="false"/>
+                <w:bCs w:val="false"/>
+                <w:i w:val="false"/>
+                <w:iCs w:val="false"/>
+                <w:color w:val="2A1F14"/>
+                <w:sz w:val="21"/>
+                <w:szCs w:val="21"/>
+              </w:rPr>
               <w:t xml:space="preserve">약 1시간</w:t>
             </w:r>
           </w:p>
@@ -991,12 +1187,108 @@
           <w:sz w:val="23"/>
           <w:szCs w:val="23"/>
         </w:rPr>
-        <w:t xml:space="preserve">저녁 체크 흐름</w:t>
-      </w:r>
-    </w:p>
-    <w:p>
-      <w:pPr>
-        <w:spacing w:after="40" w:line="300"/>
+        <w:t xml:space="preserve">아침 루틴 · 학습 피드백 (10~15분)</w:t>
+      </w:r>
+    </w:p>
+    <w:p>
+      <w:pPr>
+        <w:spacing w:after="60" w:line="290"/>
+        <w:ind w:left="360" w:hanging="280"/>
+      </w:pPr>
+      <w:r>
+        <w:rPr>
+          <w:rFonts w:ascii="맑은 고딕" w:cs="맑은 고딕" w:eastAsia="맑은 고딕" w:hAnsi="맑은 고딕"/>
+          <w:b w:val="false"/>
+          <w:bCs w:val="false"/>
+          <w:i w:val="false"/>
+          <w:iCs w:val="false"/>
+          <w:color w:val="C82F50"/>
+          <w:sz w:val="22"/>
+          <w:szCs w:val="22"/>
+        </w:rPr>
+        <w:t xml:space="preserve">☐  </w:t>
+      </w:r>
+      <w:r>
+        <w:rPr>
+          <w:rFonts w:ascii="맑은 고딕" w:cs="맑은 고딕" w:eastAsia="맑은 고딕" w:hAnsi="맑은 고딕"/>
+          <w:b w:val="false"/>
+          <w:bCs w:val="false"/>
+          <w:i w:val="false"/>
+          <w:iCs w:val="false"/>
+          <w:color w:val="5A4A36"/>
+          <w:sz w:val="22"/>
+          <w:szCs w:val="22"/>
+        </w:rPr>
+        <w:t xml:space="preserve">전날 멤버들이 올린 문장·인증 훑기</w:t>
+      </w:r>
+    </w:p>
+    <w:p>
+      <w:pPr>
+        <w:spacing w:after="60" w:line="290"/>
+        <w:ind w:left="360" w:hanging="280"/>
+      </w:pPr>
+      <w:r>
+        <w:rPr>
+          <w:rFonts w:ascii="맑은 고딕" w:cs="맑은 고딕" w:eastAsia="맑은 고딕" w:hAnsi="맑은 고딕"/>
+          <w:b w:val="false"/>
+          <w:bCs w:val="false"/>
+          <w:i w:val="false"/>
+          <w:iCs w:val="false"/>
+          <w:color w:val="C82F50"/>
+          <w:sz w:val="22"/>
+          <w:szCs w:val="22"/>
+        </w:rPr>
+        <w:t xml:space="preserve">☐  </w:t>
+      </w:r>
+      <w:r>
+        <w:rPr>
+          <w:rFonts w:ascii="맑은 고딕" w:cs="맑은 고딕" w:eastAsia="맑은 고딕" w:hAnsi="맑은 고딕"/>
+          <w:b w:val="false"/>
+          <w:bCs w:val="false"/>
+          <w:i w:val="false"/>
+          <w:iCs w:val="false"/>
+          <w:color w:val="5A4A36"/>
+          <w:sz w:val="22"/>
+          <w:szCs w:val="22"/>
+        </w:rPr>
+        <w:t xml:space="preserve">잘 쓴 문장 / 꾸준한 분께 가볍게 피드백·격려 남기기 (커뮤니티 리액션 또는 단톡 한두 줄)</w:t>
+      </w:r>
+    </w:p>
+    <w:p>
+      <w:pPr>
+        <w:spacing w:after="60" w:line="290"/>
+        <w:ind w:left="360" w:hanging="280"/>
+      </w:pPr>
+      <w:r>
+        <w:rPr>
+          <w:rFonts w:ascii="맑은 고딕" w:cs="맑은 고딕" w:eastAsia="맑은 고딕" w:hAnsi="맑은 고딕"/>
+          <w:b w:val="false"/>
+          <w:bCs w:val="false"/>
+          <w:i w:val="false"/>
+          <w:iCs w:val="false"/>
+          <w:color w:val="C82F50"/>
+          <w:sz w:val="22"/>
+          <w:szCs w:val="22"/>
+        </w:rPr>
+        <w:t xml:space="preserve">☐  </w:t>
+      </w:r>
+      <w:r>
+        <w:rPr>
+          <w:rFonts w:ascii="맑은 고딕" w:cs="맑은 고딕" w:eastAsia="맑은 고딕" w:hAnsi="맑은 고딕"/>
+          <w:b w:val="false"/>
+          <w:bCs w:val="false"/>
+          <w:i w:val="false"/>
+          <w:iCs w:val="false"/>
+          <w:color w:val="5A4A36"/>
+          <w:sz w:val="22"/>
+          <w:szCs w:val="22"/>
+        </w:rPr>
+        <w:t xml:space="preserve">"오늘도 화이팅" 톤으로 하루 열어주기</w:t>
+      </w:r>
+    </w:p>
+    <w:p>
+      <w:pPr>
+        <w:spacing w:after="80" w:before="200"/>
       </w:pPr>
       <w:r>
         <w:rPr>
@@ -1006,10 +1298,10 @@
           <w:i w:val="false"/>
           <w:iCs w:val="false"/>
           <w:color w:val="2A1F14"/>
-          <w:sz w:val="22"/>
-          <w:szCs w:val="22"/>
-        </w:rPr>
-        <w:t xml:space="preserve">[21:00] 1차 체크 + 가벼운 단톡 리마인드</w:t>
+          <w:sz w:val="23"/>
+          <w:szCs w:val="23"/>
+        </w:rPr>
+        <w:t xml:space="preserve">저녁 체크 · 23:00 인증 체크 + 리마인드 (자정 마감 1시간 전)</w:t>
       </w:r>
     </w:p>
     <w:p>
@@ -1041,7 +1333,7 @@
           <w:sz w:val="22"/>
           <w:szCs w:val="22"/>
         </w:rPr>
-        <w:t xml:space="preserve">단톡 음성 인증 명단 훑기 → 오늘 누가 올렸는지 파악</w:t>
+        <w:t xml:space="preserve">단톡 음성 인증 명단 + 대시보드(이름 진하게)로 오늘 인증한 사람 파악</w:t>
       </w:r>
     </w:p>
     <w:p>
@@ -1073,7 +1365,7 @@
           <w:sz w:val="22"/>
           <w:szCs w:val="22"/>
         </w:rPr>
-        <w:t xml:space="preserve">대시보드(웹)에서 이름 진하게 표시 = 웹 완료한 사람 확인</w:t>
+        <w:t xml:space="preserve">단톡에 리마인드 한 줄 올리기 (많이 했으면 가벼운 톤, 많이 남았으면 막차 톤, 아래 템플릿)</w:t>
       </w:r>
     </w:p>
     <w:p>
@@ -1105,12 +1397,44 @@
           <w:sz w:val="22"/>
           <w:szCs w:val="22"/>
         </w:rPr>
-        <w:t xml:space="preserve">단톡에 가벼운 리마인드 한 줄 올리기 (아래 템플릿)</w:t>
-      </w:r>
-    </w:p>
-    <w:p>
-      <w:pPr>
-        <w:spacing w:after="40" w:line="300"/>
+        <w:t xml:space="preserve">1~3명만 남았으면 → 콕 집어 가벼운 1:1 (정시/턱걸이 케이스만)</w:t>
+      </w:r>
+    </w:p>
+    <w:p>
+      <w:pPr>
+        <w:spacing w:after="60" w:line="290"/>
+        <w:ind w:left="360" w:hanging="280"/>
+      </w:pPr>
+      <w:r>
+        <w:rPr>
+          <w:rFonts w:ascii="맑은 고딕" w:cs="맑은 고딕" w:eastAsia="맑은 고딕" w:hAnsi="맑은 고딕"/>
+          <w:b w:val="false"/>
+          <w:bCs w:val="false"/>
+          <w:i w:val="false"/>
+          <w:iCs w:val="false"/>
+          <w:color w:val="C82F50"/>
+          <w:sz w:val="22"/>
+          <w:szCs w:val="22"/>
+        </w:rPr>
+        <w:t xml:space="preserve">☐  </w:t>
+      </w:r>
+      <w:r>
+        <w:rPr>
+          <w:rFonts w:ascii="맑은 고딕" w:cs="맑은 고딕" w:eastAsia="맑은 고딕" w:hAnsi="맑은 고딕"/>
+          <w:b w:val="false"/>
+          <w:bCs w:val="false"/>
+          <w:i w:val="false"/>
+          <w:iCs w:val="false"/>
+          <w:color w:val="5A4A36"/>
+          <w:sz w:val="22"/>
+          <w:szCs w:val="22"/>
+        </w:rPr>
+        <w:t xml:space="preserve">자정 지나면 미인증자 명단 메모해두기 (다음 날 유버디 공유용)</w:t>
+      </w:r>
+    </w:p>
+    <w:p>
+      <w:pPr>
+        <w:spacing w:after="80" w:before="200"/>
       </w:pPr>
       <w:r>
         <w:rPr>
@@ -1120,10 +1444,10 @@
           <w:i w:val="false"/>
           <w:iCs w:val="false"/>
           <w:color w:val="2A1F14"/>
-          <w:sz w:val="22"/>
-          <w:szCs w:val="22"/>
-        </w:rPr>
-        <w:t xml:space="preserve">[23:00] 2차 체크 + 막판 리마인드</w:t>
+          <w:sz w:val="23"/>
+          <w:szCs w:val="23"/>
+        </w:rPr>
+        <w:t xml:space="preserve">시차 멤버 리마인드 (대상자 있을 때)</w:t>
       </w:r>
     </w:p>
     <w:p>
@@ -1155,7 +1479,7 @@
           <w:sz w:val="22"/>
           <w:szCs w:val="22"/>
         </w:rPr>
-        <w:t xml:space="preserve">아직 인증 안 올라온 사람 추리기</w:t>
+        <w:t xml:space="preserve">해외·시차 멤버는 마감이 본인 현지 자정이라 한국 23:00 체크와 어긋나요</w:t>
       </w:r>
     </w:p>
     <w:p>
@@ -1187,71 +1511,7 @@
           <w:sz w:val="22"/>
           <w:szCs w:val="22"/>
         </w:rPr>
-        <w:t xml:space="preserve">인원이 좀 있으면 → 단톡 막차 멘트</w:t>
-      </w:r>
-    </w:p>
-    <w:p>
-      <w:pPr>
-        <w:spacing w:after="60" w:line="290"/>
-        <w:ind w:left="360" w:hanging="280"/>
-      </w:pPr>
-      <w:r>
-        <w:rPr>
-          <w:rFonts w:ascii="맑은 고딕" w:cs="맑은 고딕" w:eastAsia="맑은 고딕" w:hAnsi="맑은 고딕"/>
-          <w:b w:val="false"/>
-          <w:bCs w:val="false"/>
-          <w:i w:val="false"/>
-          <w:iCs w:val="false"/>
-          <w:color w:val="C82F50"/>
-          <w:sz w:val="22"/>
-          <w:szCs w:val="22"/>
-        </w:rPr>
-        <w:t xml:space="preserve">☐  </w:t>
-      </w:r>
-      <w:r>
-        <w:rPr>
-          <w:rFonts w:ascii="맑은 고딕" w:cs="맑은 고딕" w:eastAsia="맑은 고딕" w:hAnsi="맑은 고딕"/>
-          <w:b w:val="false"/>
-          <w:bCs w:val="false"/>
-          <w:i w:val="false"/>
-          <w:iCs w:val="false"/>
-          <w:color w:val="5A4A36"/>
-          <w:sz w:val="22"/>
-          <w:szCs w:val="22"/>
-        </w:rPr>
-        <w:t xml:space="preserve">1~3명만 남았으면 → 콕 집어 가벼운 1:1 (정시/턱걸이 케이스만)</w:t>
-      </w:r>
-    </w:p>
-    <w:p>
-      <w:pPr>
-        <w:spacing w:after="60" w:line="290"/>
-        <w:ind w:left="360" w:hanging="280"/>
-      </w:pPr>
-      <w:r>
-        <w:rPr>
-          <w:rFonts w:ascii="맑은 고딕" w:cs="맑은 고딕" w:eastAsia="맑은 고딕" w:hAnsi="맑은 고딕"/>
-          <w:b w:val="false"/>
-          <w:bCs w:val="false"/>
-          <w:i w:val="false"/>
-          <w:iCs w:val="false"/>
-          <w:color w:val="C82F50"/>
-          <w:sz w:val="22"/>
-          <w:szCs w:val="22"/>
-        </w:rPr>
-        <w:t xml:space="preserve">☐  </w:t>
-      </w:r>
-      <w:r>
-        <w:rPr>
-          <w:rFonts w:ascii="맑은 고딕" w:cs="맑은 고딕" w:eastAsia="맑은 고딕" w:hAnsi="맑은 고딕"/>
-          <w:b w:val="false"/>
-          <w:bCs w:val="false"/>
-          <w:i w:val="false"/>
-          <w:iCs w:val="false"/>
-          <w:color w:val="5A4A36"/>
-          <w:sz w:val="22"/>
-          <w:szCs w:val="22"/>
-        </w:rPr>
-        <w:t xml:space="preserve">자정 지나면 미인증자 명단 메모해두기 (다음 날 유버디 공유용)</w:t>
+        <w:t xml:space="preserve">그분들은 따로 현지 저녁 시간대에 맞춰 가볍게 리마인드 (대상자만)</w:t>
       </w:r>
     </w:p>
     <w:p>
@@ -1324,7 +1584,7 @@
           <w:sz w:val="23"/>
           <w:szCs w:val="23"/>
         </w:rPr>
-        <w:t xml:space="preserve">📌 21:00 단톡 리마인드 (가볍게, 매일)</w:t>
+        <w:t xml:space="preserve">📌 23:00 단톡 리마인드 (가볍게, 매일)</w:t>
       </w:r>
     </w:p>
     <w:tbl>
@@ -3277,7 +3537,7 @@
           <w:sz w:val="22"/>
           <w:szCs w:val="22"/>
         </w:rPr>
-        <w:t xml:space="preserve">매일 인증 체크 + 단톡 리마인드 (21시/23시)</w:t>
+        <w:t xml:space="preserve">매일 저녁 인증 체크 + 단톡 리마인드 (23시)</w:t>
       </w:r>
     </w:p>
     <w:p>
@@ -3300,7 +3560,7 @@
           <w:sz w:val="22"/>
           <w:szCs w:val="22"/>
         </w:rPr>
-        <w:t xml:space="preserve">단순 문의 1차 응대 (로그인·코드·온보딩)</w:t>
+        <w:t xml:space="preserve">매일 아침 학습 피드백 (전날 문장에 가벼운 피드백·격려)</w:t>
       </w:r>
     </w:p>
     <w:p>
@@ -3323,7 +3583,7 @@
           <w:sz w:val="22"/>
           <w:szCs w:val="22"/>
         </w:rPr>
-        <w:t xml:space="preserve">단톡 분위기 관리 (리액션·격려)</w:t>
+        <w:t xml:space="preserve">해외·시차 멤버 시차 리마인드 (현지 자정 기준 따로 챙기기)</w:t>
       </w:r>
     </w:p>
     <w:p>
@@ -3346,7 +3606,7 @@
           <w:sz w:val="22"/>
           <w:szCs w:val="22"/>
         </w:rPr>
-        <w:t xml:space="preserve">주간 오픈/클로징 멘트</w:t>
+        <w:t xml:space="preserve">단순 문의 1차 응대 (로그인·코드·온보딩)</w:t>
       </w:r>
     </w:p>
     <w:p>
@@ -3369,25 +3629,7 @@
           <w:sz w:val="22"/>
           <w:szCs w:val="22"/>
         </w:rPr>
-        <w:t xml:space="preserve">미인증 현황 정리해서 유버디에게 공유</w:t>
-      </w:r>
-    </w:p>
-    <w:p>
-      <w:pPr>
-        <w:spacing w:after="80" w:before="200"/>
-      </w:pPr>
-      <w:r>
-        <w:rPr>
-          <w:rFonts w:ascii="맑은 고딕" w:cs="맑은 고딕" w:eastAsia="맑은 고딕" w:hAnsi="맑은 고딕"/>
-          <w:b/>
-          <w:bCs/>
-          <w:i w:val="false"/>
-          <w:iCs w:val="false"/>
-          <w:color w:val="2A1F14"/>
-          <w:sz w:val="23"/>
-          <w:szCs w:val="23"/>
-        </w:rPr>
-        <w:t xml:space="preserve">🚫 유버디에게 넘기기 (지흔님이 결정 X)</w:t>
+        <w:t xml:space="preserve">단톡 분위기 관리 (리액션·격려)</w:t>
       </w:r>
     </w:p>
     <w:p>
@@ -3410,7 +3652,7 @@
           <w:sz w:val="22"/>
           <w:szCs w:val="22"/>
         </w:rPr>
-        <w:t xml:space="preserve">환불·결제 문의</w:t>
+        <w:t xml:space="preserve">주간 오픈/클로징 멘트</w:t>
       </w:r>
     </w:p>
     <w:p>
@@ -3433,7 +3675,25 @@
           <w:sz w:val="22"/>
           <w:szCs w:val="22"/>
         </w:rPr>
-        <w:t xml:space="preserve">프리미엄 미팅 일정 변경 / PT 피드백</w:t>
+        <w:t xml:space="preserve">미인증 현황 정리해서 유버디에게 공유</w:t>
+      </w:r>
+    </w:p>
+    <w:p>
+      <w:pPr>
+        <w:spacing w:after="80" w:before="200"/>
+      </w:pPr>
+      <w:r>
+        <w:rPr>
+          <w:rFonts w:ascii="맑은 고딕" w:cs="맑은 고딕" w:eastAsia="맑은 고딕" w:hAnsi="맑은 고딕"/>
+          <w:b/>
+          <w:bCs/>
+          <w:i w:val="false"/>
+          <w:iCs w:val="false"/>
+          <w:color w:val="2A1F14"/>
+          <w:sz w:val="23"/>
+          <w:szCs w:val="23"/>
+        </w:rPr>
+        <w:t xml:space="preserve">🚫 유버디에게 넘기기 (지흔님이 결정 X)</w:t>
       </w:r>
     </w:p>
     <w:p>
@@ -3456,7 +3716,7 @@
           <w:sz w:val="22"/>
           <w:szCs w:val="22"/>
         </w:rPr>
-        <w:t xml:space="preserve">여러 번 빠진 위기 멤버 설득 (깊은 1:1)</w:t>
+        <w:t xml:space="preserve">환불·결제 문의</w:t>
       </w:r>
     </w:p>
     <w:p>
@@ -3479,29 +3739,7 @@
           <w:sz w:val="22"/>
           <w:szCs w:val="22"/>
         </w:rPr>
-        <w:t xml:space="preserve">코드·명단 추가/수정</w:t>
-      </w:r>
-    </w:p>
-    <w:p>
-      <w:pPr>
-        <w:pStyle w:val="Heading2"/>
-        <w:pBdr>
-          <w:bottom w:val="single" w:color="FDEAF0" w:sz="6" w:space="6"/>
-        </w:pBdr>
-        <w:spacing w:after="120" w:before="320"/>
-      </w:pPr>
-      <w:r>
-        <w:rPr>
-          <w:rFonts w:ascii="맑은 고딕" w:cs="맑은 고딕" w:eastAsia="맑은 고딕" w:hAnsi="맑은 고딕"/>
-          <w:b/>
-          <w:bCs/>
-          <w:i w:val="false"/>
-          <w:iCs w:val="false"/>
-          <w:color w:val="C82F50"/>
-          <w:sz w:val="28"/>
-          <w:szCs w:val="28"/>
-        </w:rPr>
-        <w:t xml:space="preserve">9. 권한 안내</w:t>
+        <w:t xml:space="preserve">프리미엄 미팅 일정 변경 / PT 피드백</w:t>
       </w:r>
     </w:p>
     <w:p>
@@ -3524,33 +3762,7 @@
           <w:sz w:val="22"/>
           <w:szCs w:val="22"/>
         </w:rPr>
-        <w:t xml:space="preserve">지흔님 계정은 앱에서 </w:t>
-      </w:r>
-      <w:r>
-        <w:rPr>
-          <w:rFonts w:ascii="맑은 고딕" w:cs="맑은 고딕" w:eastAsia="맑은 고딕" w:hAnsi="맑은 고딕"/>
-          <w:b/>
-          <w:bCs/>
-          <w:i w:val="false"/>
-          <w:iCs w:val="false"/>
-          <w:color w:val="5A4A36"/>
-          <w:sz w:val="22"/>
-          <w:szCs w:val="22"/>
-        </w:rPr>
-        <w:t xml:space="preserve">스태프(staff) 권한</w:t>
-      </w:r>
-      <w:r>
-        <w:rPr>
-          <w:rFonts w:ascii="맑은 고딕" w:cs="맑은 고딕" w:eastAsia="맑은 고딕" w:hAnsi="맑은 고딕"/>
-          <w:b w:val="false"/>
-          <w:bCs w:val="false"/>
-          <w:i w:val="false"/>
-          <w:iCs w:val="false"/>
-          <w:color w:val="5A4A36"/>
-          <w:sz w:val="22"/>
-          <w:szCs w:val="22"/>
-        </w:rPr>
-        <w:t xml:space="preserve">이에요. 보드·커뮤니티는 보이지만, 통계나 운영자 전용 기능은 막혀 있어요. (멤버 개인정보 노출 최소화)</w:t>
+        <w:t xml:space="preserve">여러 번 빠진 위기 멤버 설득 (깊은 1:1)</w:t>
       </w:r>
     </w:p>
     <w:p>
@@ -3573,8 +3785,17 @@
           <w:sz w:val="22"/>
           <w:szCs w:val="22"/>
         </w:rPr>
-        <w:t xml:space="preserve">로그인: 이름 </w:t>
-      </w:r>
+        <w:t xml:space="preserve">코드·명단 추가/수정</w:t>
+      </w:r>
+    </w:p>
+    <w:p>
+      <w:pPr>
+        <w:pStyle w:val="Heading2"/>
+        <w:pBdr>
+          <w:bottom w:val="single" w:color="FDEAF0" w:sz="6" w:space="6"/>
+        </w:pBdr>
+        <w:spacing w:after="120" w:before="320"/>
+      </w:pPr>
       <w:r>
         <w:rPr>
           <w:rFonts w:ascii="맑은 고딕" w:cs="맑은 고딕" w:eastAsia="맑은 고딕" w:hAnsi="맑은 고딕"/>
@@ -3582,37 +3803,11 @@
           <w:bCs/>
           <w:i w:val="false"/>
           <w:iCs w:val="false"/>
-          <w:color w:val="5A4A36"/>
-          <w:sz w:val="22"/>
-          <w:szCs w:val="22"/>
-        </w:rPr>
-        <w:t xml:space="preserve">이지흔</w:t>
-      </w:r>
-      <w:r>
-        <w:rPr>
-          <w:rFonts w:ascii="맑은 고딕" w:cs="맑은 고딕" w:eastAsia="맑은 고딕" w:hAnsi="맑은 고딕"/>
-          <w:b w:val="false"/>
-          <w:bCs w:val="false"/>
-          <w:i w:val="false"/>
-          <w:iCs w:val="false"/>
-          <w:color w:val="5A4A36"/>
-          <w:sz w:val="22"/>
-          <w:szCs w:val="22"/>
-        </w:rPr>
-        <w:t xml:space="preserve"> + 코드 </w:t>
-      </w:r>
-      <w:r>
-        <w:rPr>
-          <w:rFonts w:ascii="맑은 고딕" w:cs="맑은 고딕" w:eastAsia="맑은 고딕" w:hAnsi="맑은 고딕"/>
-          <w:b/>
-          <w:bCs/>
-          <w:i w:val="false"/>
-          <w:iCs w:val="false"/>
-          <w:color w:val="5A4A36"/>
-          <w:sz w:val="22"/>
-          <w:szCs w:val="22"/>
-        </w:rPr>
-        <w:t xml:space="preserve">43</w:t>
+          <w:color w:val="C82F50"/>
+          <w:sz w:val="28"/>
+          <w:szCs w:val="28"/>
+        </w:rPr>
+        <w:t xml:space="preserve">9. 권한 안내</w:t>
       </w:r>
     </w:p>
     <w:p>
@@ -3635,9 +3830,120 @@
           <w:sz w:val="22"/>
           <w:szCs w:val="22"/>
         </w:rPr>
+        <w:t xml:space="preserve">지흔님 계정은 앱에서 </w:t>
+      </w:r>
+      <w:r>
+        <w:rPr>
+          <w:rFonts w:ascii="맑은 고딕" w:cs="맑은 고딕" w:eastAsia="맑은 고딕" w:hAnsi="맑은 고딕"/>
+          <w:b/>
+          <w:bCs/>
+          <w:i w:val="false"/>
+          <w:iCs w:val="false"/>
+          <w:color w:val="5A4A36"/>
+          <w:sz w:val="22"/>
+          <w:szCs w:val="22"/>
+        </w:rPr>
+        <w:t xml:space="preserve">스태프(staff) 권한</w:t>
+      </w:r>
+      <w:r>
+        <w:rPr>
+          <w:rFonts w:ascii="맑은 고딕" w:cs="맑은 고딕" w:eastAsia="맑은 고딕" w:hAnsi="맑은 고딕"/>
+          <w:b w:val="false"/>
+          <w:bCs w:val="false"/>
+          <w:i w:val="false"/>
+          <w:iCs w:val="false"/>
+          <w:color w:val="5A4A36"/>
+          <w:sz w:val="22"/>
+          <w:szCs w:val="22"/>
+        </w:rPr>
+        <w:t xml:space="preserve">이에요. 보드·커뮤니티는 보이지만, 통계나 운영자 전용 기능은 막혀 있어요. (멤버 개인정보 노출 최소화)</w:t>
+      </w:r>
+    </w:p>
+    <w:p>
+      <w:pPr>
+        <w:pStyle w:val="ListParagraph"/>
+        <w:numPr>
+          <w:ilvl w:val="0"/>
+          <w:numId w:val="2"/>
+        </w:numPr>
+        <w:spacing w:after="60" w:line="290"/>
+      </w:pPr>
+      <w:r>
+        <w:rPr>
+          <w:rFonts w:ascii="맑은 고딕" w:cs="맑은 고딕" w:eastAsia="맑은 고딕" w:hAnsi="맑은 고딕"/>
+          <w:b w:val="false"/>
+          <w:bCs w:val="false"/>
+          <w:i w:val="false"/>
+          <w:iCs w:val="false"/>
+          <w:color w:val="5A4A36"/>
+          <w:sz w:val="22"/>
+          <w:szCs w:val="22"/>
+        </w:rPr>
+        <w:t xml:space="preserve">로그인: 이름 </w:t>
+      </w:r>
+      <w:r>
+        <w:rPr>
+          <w:rFonts w:ascii="맑은 고딕" w:cs="맑은 고딕" w:eastAsia="맑은 고딕" w:hAnsi="맑은 고딕"/>
+          <w:b/>
+          <w:bCs/>
+          <w:i w:val="false"/>
+          <w:iCs w:val="false"/>
+          <w:color w:val="5A4A36"/>
+          <w:sz w:val="22"/>
+          <w:szCs w:val="22"/>
+        </w:rPr>
+        <w:t xml:space="preserve">이지흔</w:t>
+      </w:r>
+      <w:r>
+        <w:rPr>
+          <w:rFonts w:ascii="맑은 고딕" w:cs="맑은 고딕" w:eastAsia="맑은 고딕" w:hAnsi="맑은 고딕"/>
+          <w:b w:val="false"/>
+          <w:bCs w:val="false"/>
+          <w:i w:val="false"/>
+          <w:iCs w:val="false"/>
+          <w:color w:val="5A4A36"/>
+          <w:sz w:val="22"/>
+          <w:szCs w:val="22"/>
+        </w:rPr>
+        <w:t xml:space="preserve"> + 코드 </w:t>
+      </w:r>
+      <w:r>
+        <w:rPr>
+          <w:rFonts w:ascii="맑은 고딕" w:cs="맑은 고딕" w:eastAsia="맑은 고딕" w:hAnsi="맑은 고딕"/>
+          <w:b/>
+          <w:bCs/>
+          <w:i w:val="false"/>
+          <w:iCs w:val="false"/>
+          <w:color w:val="5A4A36"/>
+          <w:sz w:val="22"/>
+          <w:szCs w:val="22"/>
+        </w:rPr>
+        <w:t xml:space="preserve">43</w:t>
+      </w:r>
+    </w:p>
+    <w:p>
+      <w:pPr>
+        <w:pStyle w:val="ListParagraph"/>
+        <w:numPr>
+          <w:ilvl w:val="0"/>
+          <w:numId w:val="2"/>
+        </w:numPr>
+        <w:spacing w:after="60" w:line="290"/>
+      </w:pPr>
+      <w:r>
+        <w:rPr>
+          <w:rFonts w:ascii="맑은 고딕" w:cs="맑은 고딕" w:eastAsia="맑은 고딕" w:hAnsi="맑은 고딕"/>
+          <w:b w:val="false"/>
+          <w:bCs w:val="false"/>
+          <w:i w:val="false"/>
+          <w:iCs w:val="false"/>
+          <w:color w:val="5A4A36"/>
+          <w:sz w:val="22"/>
+          <w:szCs w:val="22"/>
+        </w:rPr>
         <w:t xml:space="preserve">멤버 1:1 문의 채널: </w:t>
       </w:r>
-      <w:hyperlink w:history="1" r:id="rIdciqtpi271lsj1xvvmclir">
+      <w:hyperlink w:history="1" r:id="rId28iral0phk-blek09ime5">
         <w:r>
           <w:rPr>
             <w:rStyle w:val="Hyperlink"/>
